--- a/state-vignettes/colorado_highway_report.docx
+++ b/state-vignettes/colorado_highway_report.docx
@@ -10,12 +10,12 @@
         <w:rPr>
           <w:color w:val="FF5500"/>
         </w:rPr>
-        <w:t>Colorado Ranks 42nd in the Nation in Highway Performance and Cost-Effectiveness</w:t>
+        <w:t>Colorado Ranks 45th in the Nation in Highway Performance and Cost-Effectiveness</w:t>
       </w:r>
     </w:p>
     <w:p>
       <w:r>
-        <w:t>Colorado’s highway system ranks 42nd in the nation in overall cost-effectiveness and condition.</w:t>
+        <w:t>Colorado’s highway system ranks 45th in the nation in overall cost-effectiveness and condition.</w:t>
       </w:r>
     </w:p>
     <w:p>
@@ -25,42 +25,42 @@
     </w:p>
     <w:p>
       <w:r>
-        <w:t>In safety and condition categories, Colorado’s highways rank 45th in urban Interstate pavement condition, 46th in rural Interstate pavement condition, 36th in urban arterial pavement condition, 33rd in rural arterial pavement condition, 16th in structurally deficient bridges, 39th in urban fatality rate, and 33rd in rural fatality rate.</w:t>
+        <w:t>In safety and condition categories, Colorado’s highways rank 45th in urban Interstate pavement condition, 48th in rural Interstate pavement condition, 35th in urban arterial pavement condition, 37th in rural arterial pavement condition, 18th in structurally deficient bridges, 41st in urban fatality rate, and 36th in rural fatality rate.</w:t>
       </w:r>
     </w:p>
     <w:p>
       <w:r>
-        <w:t>Colorado ranks 35th out of the 50 states in traffic congestion, and its drivers spend 28.06 hours a year stuck in traffic congestion.</w:t>
+        <w:t>Colorado ranks 37th out of the 50 states in traffic congestion, and its drivers spend 32.86 hours a year stuck in traffic congestion.</w:t>
       </w:r>
     </w:p>
     <w:p>
       <w:r>
-        <w:t>In spending and cost-effectiveness, Colorado ranks 27th in capital and bridge disbursements, which are the costs of building new roads and bridges and widening existing ones. Colorado ranks 33rd in maintenance spending, such as the costs of repaving roads and filling in potholes. Colorado’s administrative disbursements, including office spending that doesn’t make its way to roads, rank 33rd nationwide.</w:t>
+        <w:t>In spending and cost-effectiveness, Colorado ranks 35th in capital and bridge disbursements, which are the costs of building new roads and bridges and widening existing ones. Colorado ranks 37th in maintenance spending, such as the costs of repaving roads and filling in potholes. Colorado’s administrative disbursements, including office spending that doesn’t make its way to roads, rank 30th nationwide.</w:t>
       </w:r>
     </w:p>
     <w:p>
       <w:r>
-        <w:t>Compared to last year, Colorado has the following notable changes in rankings: Administrative Disbursements worsened by 7 points, from 26 to 33; Capital &amp; Bridge Disbursements improved by 15 points, from 42 to 27; Maintenance Disbursements improved by 12 points, from 45 to 33; Other Disbursements worsened by 5 points, from 13 to 18.</w:t>
+        <w:t>Compared to last year, Colorado has the following notable changes in rankings: Capital &amp; Bridge Disbursements worsened by 8 points, from 27 to 35; Other Disbursements worsened by 15 points, from 18 to 33; Other Fatality Rate improved by 10 points, from 28 to 18.</w:t>
       </w:r>
     </w:p>
     <w:p>
       <w:r>
-        <w:t>Compared to neighboring and nearby states, Colorado’s overall highway performance is worse than Utah (10th), Wyoming (20th), Kansas (19th), Arizona (41st), Nebraska (29th), and New Mexico (39th).</w:t>
+        <w:t>Compared to neighboring and nearby states, Colorado’s overall highway performance is worse than Utah (3rd), Wyoming (14th), Kansas (29th), Arizona (42nd), Nebraska (21st), and New Mexico (39th).</w:t>
       </w:r>
     </w:p>
     <w:p>
       <w:r>
-        <w:t>Comparing its overall performance to similarly populated states, Colorado ranks worse than Minnesota (11th) and Wisconsin (31st).</w:t>
+        <w:t>Comparing its overall performance to similarly populated states, Colorado ranks worse than Minnesota (15th) and Wisconsin (33rd).</w:t>
       </w:r>
     </w:p>
     <w:p>
       <w:r>
-        <w:t>Colorado’s highway system ranks 42nd out of 50 states overall this year, compared to 43rd last year.</w:t>
+        <w:t>Colorado’s highway system ranks 45th out of 50 states overall this year, compared to 42nd last year.</w:t>
       </w:r>
     </w:p>
     <w:p>
       <w:r>
-        <w:t>“In terms of improving in the road condition and performance categories, Colorado should focus on reducing Rural Interstate Pavement Condition and Urban Interstate Pavement Condition. Colorado’s rank of 46th in Rural Interstate Pavement Condition makes it one of the worst in the nation for this safety metric,” said Baruch Feigenbaum, lead author of the 29th Annual Highway Report and senior managing director of transportation policy at Reason Foundation.</w:t>
+        <w:t>“In terms of improving in the road condition and performance categories, Colorado should focus on reducing Rural Interstate Pavement Condition and Overall. Colorado’s rank of 48th in Rural Interstate Pavement Condition makes it one of the worst in the nation for this safety metric,” said Baruch Feigenbaum, lead author of the 30th Annual Highway Report and senior managing director of transportation policy at Reason Foundation.</w:t>
       </w:r>
     </w:p>
     <w:p>
@@ -70,7 +70,7 @@
           <w:color w:val="FF5500"/>
           <w:sz w:val="28"/>
         </w:rPr>
-        <w:t>COLORADO’S RANKINGS IN THE 29TH ANNUAL HIGHWAY REPORT</w:t>
+        <w:t>COLORADO’S RANKINGS IN THE 30TH ANNUAL HIGHWAY REPORT</w:t>
       </w:r>
     </w:p>
     <w:tbl>
@@ -148,7 +148,7 @@
               <w:rPr>
                 <w:sz w:val="20"/>
               </w:rPr>
-              <w:t>42</w:t>
+              <w:t>45</w:t>
             </w:r>
           </w:p>
         </w:tc>
@@ -179,7 +179,7 @@
               <w:rPr>
                 <w:sz w:val="20"/>
               </w:rPr>
-              <w:t>27</w:t>
+              <w:t>35</w:t>
             </w:r>
           </w:p>
         </w:tc>
@@ -212,7 +212,7 @@
               <w:rPr>
                 <w:sz w:val="20"/>
               </w:rPr>
-              <w:t>33</w:t>
+              <w:t>37</w:t>
             </w:r>
           </w:p>
         </w:tc>
@@ -243,7 +243,7 @@
               <w:rPr>
                 <w:sz w:val="20"/>
               </w:rPr>
-              <w:t>33</w:t>
+              <w:t>30</w:t>
             </w:r>
           </w:p>
         </w:tc>
@@ -276,7 +276,7 @@
               <w:rPr>
                 <w:sz w:val="20"/>
               </w:rPr>
-              <w:t>18</w:t>
+              <w:t>33</w:t>
             </w:r>
           </w:p>
         </w:tc>
@@ -307,7 +307,7 @@
               <w:rPr>
                 <w:sz w:val="20"/>
               </w:rPr>
-              <w:t>46</w:t>
+              <w:t>48</w:t>
             </w:r>
           </w:p>
         </w:tc>
@@ -340,7 +340,7 @@
               <w:rPr>
                 <w:sz w:val="20"/>
               </w:rPr>
-              <w:t>33</w:t>
+              <w:t>37</w:t>
             </w:r>
           </w:p>
         </w:tc>
@@ -404,7 +404,7 @@
               <w:rPr>
                 <w:sz w:val="20"/>
               </w:rPr>
-              <w:t>36</w:t>
+              <w:t>35</w:t>
             </w:r>
           </w:p>
         </w:tc>
@@ -435,7 +435,7 @@
               <w:rPr>
                 <w:sz w:val="20"/>
               </w:rPr>
-              <w:t>35</w:t>
+              <w:t>37</w:t>
             </w:r>
           </w:p>
         </w:tc>
@@ -468,7 +468,7 @@
               <w:rPr>
                 <w:sz w:val="20"/>
               </w:rPr>
-              <w:t>16</w:t>
+              <w:t>18</w:t>
             </w:r>
           </w:p>
         </w:tc>
@@ -499,7 +499,7 @@
               <w:rPr>
                 <w:sz w:val="20"/>
               </w:rPr>
-              <w:t>33</w:t>
+              <w:t>36</w:t>
             </w:r>
           </w:p>
         </w:tc>
@@ -532,7 +532,7 @@
               <w:rPr>
                 <w:sz w:val="20"/>
               </w:rPr>
-              <w:t>39</w:t>
+              <w:t>41</w:t>
             </w:r>
           </w:p>
         </w:tc>
@@ -563,7 +563,7 @@
               <w:rPr>
                 <w:sz w:val="20"/>
               </w:rPr>
-              <w:t>28</w:t>
+              <w:t>18</w:t>
             </w:r>
           </w:p>
         </w:tc>
@@ -572,12 +572,12 @@
     <w:p>
       <w:r>
         <w:br/>
-        <w:t>Reason Foundation’s 29th Annual Highway Report measures the condition and cost- effectiveness of state-controlled highways in 13 categories, including pavement and bridge conditions, traffic fatalities, and spending. In the performance categories, ranking first implies the state has the best or lowest fatality rate and its road pavement is in the best condition. A ranking of 50th in performance categories means the state has the worst fatality rates or pavement conditions. In simplified terms, in the cost-effectiveness categories, a rank of 50 means the state spends more money, and a first-place ranking means the state spends less money than other states in that category.</w:t>
+        <w:t>Reason Foundation’s 30th Annual Highway Report measures the condition and cost-effectiveness of state-controlled highways in 13 categories, including pavement and bridge conditions, traffic fatalities, and spending. In the performance categories, ranking first implies the state has the best or lowest fatality rate and its road pavement is in the best condition. A ranking of 50th in performance categories means the state has the worst fatality rates or pavement conditions. In simplified terms, in the cost-effectiveness categories, a rank of 50 means the state spends more money, and a first-place ranking means the state spends less money than other states in that category.</w:t>
       </w:r>
     </w:p>
     <w:p>
       <w:r>
-        <w:t>The report’s data are primarily information each state directly reported to the Federal Highway Administration for 2023. Better Roads and Bridges provides the deficient bridge data, and INRIX.com provides the traffic congestion data.</w:t>
+        <w:t>The report’s data are primarily information each state directly reported to the Federal Highway Administration for 2024. Better Roads and Bridges provides the deficient bridge data, and INRIX.com provides the traffic congestion data.</w:t>
       </w:r>
     </w:p>
     <w:sectPr>
